--- a/app/templates/docx/readiness_template.docx
+++ b/app/templates/docx/readiness_template.docx
@@ -4,328 +4,162 @@
   <w:body>
     <w:p>
       <w:pPr>
-        <w:framePr w:hSpace="180" w:wrap="around" w:vAnchor="text" w:hAnchor="margin" w:xAlign="right" w:y="85"/>
-        <w:ind w:left="-180"/>
-        <w:jc w:val="right"/>
-        <w:outlineLvl w:val="0"/>
-        <w:rPr>
-          <w:b/>
-          <w:bCs/>
+        <w:pStyle w:val="a5"/>
+        <w:jc w:val="center"/>
+        <w:rPr>
+          <w:rFonts w:ascii="Times New Roman" w:hAnsi="Times New Roman"/>
+          <w:b/>
+          <w:sz w:val="32"/>
+          <w:szCs w:val="32"/>
+        </w:rPr>
+      </w:pPr>
+      <w:r>
+        <w:rPr>
+          <w:rFonts w:ascii="Times New Roman" w:hAnsi="Times New Roman"/>
+          <w:b/>
+          <w:sz w:val="32"/>
+          <w:szCs w:val="32"/>
+        </w:rPr>
+        <w:t>ООО «</w:t>
+      </w:r>
+      <w:r>
+        <w:rPr>
+          <w:rFonts w:ascii="Times New Roman" w:hAnsi="Times New Roman"/>
+          <w:b/>
+          <w:sz w:val="32"/>
+          <w:szCs w:val="32"/>
           <w:lang w:val="en-US"/>
         </w:rPr>
-      </w:pPr>
-      <w:r>
-        <w:rPr>
-          <w:b/>
-          <w:bCs/>
-        </w:rPr>
-        <w:t>ООО</w:t>
-      </w:r>
-      <w:r>
-        <w:rPr>
-          <w:b/>
-          <w:bCs/>
+        <w:t>YANGI</w:t>
+      </w:r>
+      <w:r>
+        <w:rPr>
+          <w:rFonts w:ascii="Times New Roman" w:hAnsi="Times New Roman"/>
+          <w:b/>
+          <w:sz w:val="32"/>
+          <w:szCs w:val="32"/>
+        </w:rPr>
+        <w:t xml:space="preserve"> </w:t>
+      </w:r>
+      <w:r>
+        <w:rPr>
+          <w:rFonts w:ascii="Times New Roman" w:hAnsi="Times New Roman"/>
+          <w:b/>
+          <w:sz w:val="32"/>
+          <w:szCs w:val="32"/>
           <w:lang w:val="en-US"/>
         </w:rPr>
-        <w:t xml:space="preserve"> «UNIQUE TRADE BUSINESS»</w:t>
-      </w:r>
-    </w:p>
-    <w:p>
-      <w:pPr>
-        <w:pStyle w:val="a5"/>
-        <w:framePr w:hSpace="180" w:wrap="around" w:vAnchor="text" w:hAnchor="margin" w:xAlign="right" w:y="85"/>
-        <w:ind w:firstLine="708"/>
-        <w:jc w:val="right"/>
+        <w:t>ZAMON</w:t>
+      </w:r>
+      <w:r>
         <w:rPr>
           <w:rFonts w:ascii="Times New Roman" w:hAnsi="Times New Roman"/>
+          <w:b/>
+          <w:sz w:val="32"/>
+          <w:szCs w:val="32"/>
+        </w:rPr>
+        <w:t xml:space="preserve"> </w:t>
+      </w:r>
+      <w:r>
+        <w:rPr>
+          <w:rFonts w:ascii="Times New Roman" w:hAnsi="Times New Roman"/>
+          <w:b/>
+          <w:sz w:val="32"/>
+          <w:szCs w:val="32"/>
           <w:lang w:val="en-US"/>
         </w:rPr>
-      </w:pPr>
+        <w:t>BINO</w:t>
+      </w:r>
       <w:r>
         <w:rPr>
           <w:rFonts w:ascii="Times New Roman" w:hAnsi="Times New Roman"/>
-        </w:rPr>
-        <w:t>Адрес</w:t>
-      </w:r>
-      <w:r>
-        <w:rPr>
-          <w:rFonts w:ascii="Times New Roman" w:hAnsi="Times New Roman"/>
-          <w:lang w:val="en-US"/>
-        </w:rPr>
-        <w:t xml:space="preserve">: </w:t>
+          <w:b/>
+          <w:sz w:val="32"/>
+          <w:szCs w:val="32"/>
+        </w:rPr>
+        <w:t>»</w:t>
+      </w:r>
+    </w:p>
+    <w:p>
+      <w:pPr>
+        <w:pBdr>
+          <w:bottom w:val="single" w:sz="4" w:space="1" w:color="auto"/>
+        </w:pBdr>
+        <w:jc w:val="center"/>
+        <w:rPr>
+          <w:sz w:val="22"/>
+          <w:szCs w:val="22"/>
+        </w:rPr>
+      </w:pPr>
+      <w:r>
+        <w:t xml:space="preserve">г. Ташкент, </w:t>
       </w:r>
       <w:proofErr w:type="spellStart"/>
       <w:r>
-        <w:rPr>
-          <w:rFonts w:ascii="Times New Roman" w:hAnsi="Times New Roman"/>
-        </w:rPr>
-        <w:t>РУз</w:t>
+        <w:t>Юнусбадаский</w:t>
       </w:r>
       <w:proofErr w:type="spellEnd"/>
       <w:r>
-        <w:rPr>
-          <w:rFonts w:ascii="Times New Roman" w:hAnsi="Times New Roman"/>
-          <w:lang w:val="en-US"/>
-        </w:rPr>
-        <w:t xml:space="preserve">., </w:t>
-      </w:r>
-      <w:r>
-        <w:rPr>
-          <w:rFonts w:ascii="Times New Roman" w:hAnsi="Times New Roman"/>
-        </w:rPr>
-        <w:t>г</w:t>
-      </w:r>
-      <w:r>
-        <w:rPr>
-          <w:rFonts w:ascii="Times New Roman" w:hAnsi="Times New Roman"/>
-          <w:lang w:val="en-US"/>
-        </w:rPr>
-        <w:t xml:space="preserve">. </w:t>
-      </w:r>
-      <w:r>
-        <w:rPr>
-          <w:rFonts w:ascii="Times New Roman" w:hAnsi="Times New Roman"/>
-        </w:rPr>
-        <w:t>Ташкент</w:t>
-      </w:r>
-      <w:r>
-        <w:rPr>
-          <w:rFonts w:ascii="Times New Roman" w:hAnsi="Times New Roman"/>
-          <w:lang w:val="en-US"/>
-        </w:rPr>
-        <w:t xml:space="preserve">, </w:t>
-      </w:r>
-      <w:r>
-        <w:rPr>
-          <w:rFonts w:ascii="Times New Roman" w:hAnsi="Times New Roman"/>
-        </w:rPr>
-        <w:t>Ю</w:t>
-      </w:r>
-      <w:r>
-        <w:rPr>
-          <w:rFonts w:ascii="Times New Roman" w:hAnsi="Times New Roman"/>
-          <w:lang w:val="en-US"/>
-        </w:rPr>
-        <w:t xml:space="preserve">. </w:t>
+        <w:t xml:space="preserve"> район, пр. А. </w:t>
       </w:r>
       <w:proofErr w:type="spellStart"/>
       <w:r>
-        <w:rPr>
-          <w:rFonts w:ascii="Times New Roman" w:hAnsi="Times New Roman"/>
-        </w:rPr>
-        <w:t>Абадский</w:t>
+        <w:t>Темура</w:t>
       </w:r>
       <w:proofErr w:type="spellEnd"/>
       <w:r>
-        <w:rPr>
-          <w:rFonts w:ascii="Times New Roman" w:hAnsi="Times New Roman"/>
-          <w:lang w:val="en-US"/>
-        </w:rPr>
-        <w:t xml:space="preserve"> </w:t>
-      </w:r>
-      <w:r>
-        <w:rPr>
-          <w:rFonts w:ascii="Times New Roman" w:hAnsi="Times New Roman"/>
-        </w:rPr>
-        <w:t>район</w:t>
-      </w:r>
-      <w:r>
-        <w:rPr>
-          <w:rFonts w:ascii="Times New Roman" w:hAnsi="Times New Roman"/>
-          <w:lang w:val="en-US"/>
-        </w:rPr>
-        <w:t xml:space="preserve">, </w:t>
+        <w:t xml:space="preserve"> 95</w:t>
+      </w:r>
+    </w:p>
+    <w:p>
+      <w:pPr>
+        <w:pBdr>
+          <w:bottom w:val="single" w:sz="4" w:space="1" w:color="auto"/>
+        </w:pBdr>
+        <w:contextualSpacing/>
+        <w:jc w:val="center"/>
+      </w:pPr>
+      <w:r>
+        <w:t>р/с 2020 8000 6006 9369 1002</w:t>
+      </w:r>
+    </w:p>
+    <w:p>
+      <w:pPr>
+        <w:pBdr>
+          <w:bottom w:val="single" w:sz="4" w:space="1" w:color="auto"/>
+        </w:pBdr>
+        <w:contextualSpacing/>
+        <w:jc w:val="center"/>
+      </w:pPr>
+      <w:r>
+        <w:t xml:space="preserve">в ЧАКБ «ORIENT FINANS» </w:t>
       </w:r>
       <w:proofErr w:type="spellStart"/>
       <w:r>
-        <w:rPr>
-          <w:rFonts w:ascii="Times New Roman" w:hAnsi="Times New Roman"/>
-        </w:rPr>
-        <w:t>пр</w:t>
+        <w:t>Юнусабадский</w:t>
       </w:r>
       <w:proofErr w:type="spellEnd"/>
       <w:r>
-        <w:rPr>
-          <w:rFonts w:ascii="Times New Roman" w:hAnsi="Times New Roman"/>
-          <w:lang w:val="en-US"/>
-        </w:rPr>
-        <w:t>-</w:t>
-      </w:r>
-      <w:r>
-        <w:rPr>
-          <w:rFonts w:ascii="Times New Roman" w:hAnsi="Times New Roman"/>
-        </w:rPr>
-        <w:t>т</w:t>
-      </w:r>
-      <w:r>
-        <w:rPr>
-          <w:rFonts w:ascii="Times New Roman" w:hAnsi="Times New Roman"/>
-          <w:lang w:val="en-US"/>
-        </w:rPr>
-        <w:t xml:space="preserve"> </w:t>
-      </w:r>
-      <w:r>
-        <w:rPr>
-          <w:rFonts w:ascii="Times New Roman" w:hAnsi="Times New Roman"/>
-        </w:rPr>
-        <w:t>А</w:t>
-      </w:r>
-      <w:r>
-        <w:rPr>
-          <w:rFonts w:ascii="Times New Roman" w:hAnsi="Times New Roman"/>
-          <w:lang w:val="en-US"/>
-        </w:rPr>
-        <w:t xml:space="preserve">. </w:t>
-      </w:r>
-      <w:proofErr w:type="spellStart"/>
-      <w:r>
-        <w:rPr>
-          <w:rFonts w:ascii="Times New Roman" w:hAnsi="Times New Roman"/>
-        </w:rPr>
-        <w:t>Темура</w:t>
-      </w:r>
-      <w:proofErr w:type="spellEnd"/>
-      <w:r>
-        <w:rPr>
-          <w:rFonts w:ascii="Times New Roman" w:hAnsi="Times New Roman"/>
-          <w:lang w:val="en-US"/>
-        </w:rPr>
-        <w:t>, 95-</w:t>
-      </w:r>
-      <w:r>
-        <w:rPr>
-          <w:rFonts w:ascii="Times New Roman" w:hAnsi="Times New Roman"/>
-        </w:rPr>
-        <w:t>А</w:t>
-      </w:r>
-      <w:r>
-        <w:rPr>
-          <w:rFonts w:ascii="Times New Roman" w:hAnsi="Times New Roman"/>
-          <w:lang w:val="en-US"/>
-        </w:rPr>
-        <w:t>, 100084,</w:t>
-      </w:r>
-    </w:p>
-    <w:p>
-      <w:pPr>
-        <w:ind w:left="2124" w:firstLine="708"/>
+        <w:t xml:space="preserve"> ф-л МФО 01075 </w:t>
+      </w:r>
+      <w:r>
+        <w:br/>
+        <w:t>ИНН 304 424</w:t>
+      </w:r>
+      <w:r>
+        <w:t> </w:t>
+      </w:r>
+      <w:r>
+        <w:t>670</w:t>
+      </w:r>
+    </w:p>
+    <w:p>
+      <w:pPr>
+        <w:jc w:val="center"/>
         <w:rPr>
           <w:b/>
           <w:sz w:val="20"/>
           <w:szCs w:val="20"/>
-          <w:lang w:val="en-US"/>
-        </w:rPr>
-      </w:pPr>
-      <w:r>
-        <w:t>р</w:t>
-      </w:r>
-      <w:r>
-        <w:rPr>
-          <w:lang w:val="en-US"/>
-        </w:rPr>
-        <w:t>/</w:t>
-      </w:r>
-      <w:r>
-        <w:t>с</w:t>
-      </w:r>
-      <w:r>
-        <w:rPr>
-          <w:lang w:val="en-US"/>
-        </w:rPr>
-        <w:t xml:space="preserve">: 20208000200632549001 </w:t>
-      </w:r>
-      <w:r>
-        <w:t>в</w:t>
-      </w:r>
-      <w:r>
-        <w:rPr>
-          <w:lang w:val="en-US"/>
-        </w:rPr>
-        <w:t xml:space="preserve"> </w:t>
-      </w:r>
-      <w:r>
-        <w:t>Ю</w:t>
-      </w:r>
-      <w:r>
-        <w:rPr>
-          <w:lang w:val="en-US"/>
-        </w:rPr>
-        <w:t xml:space="preserve">. </w:t>
-      </w:r>
-      <w:proofErr w:type="spellStart"/>
-      <w:r>
-        <w:t>Абадский</w:t>
-      </w:r>
-      <w:proofErr w:type="spellEnd"/>
-      <w:r>
-        <w:rPr>
-          <w:lang w:val="en-US"/>
-        </w:rPr>
-        <w:t xml:space="preserve"> </w:t>
-      </w:r>
-      <w:r>
-        <w:t>ЦБУ</w:t>
-      </w:r>
-      <w:r>
-        <w:rPr>
-          <w:lang w:val="en-US"/>
-        </w:rPr>
-        <w:t xml:space="preserve"> «ORIENT FINANS» </w:t>
-      </w:r>
-      <w:r>
-        <w:t>МФО</w:t>
-      </w:r>
-      <w:r>
-        <w:rPr>
-          <w:lang w:val="en-US"/>
-        </w:rPr>
-        <w:t xml:space="preserve"> 01071    </w:t>
-      </w:r>
-      <w:r>
-        <w:t>ИНН</w:t>
-      </w:r>
-      <w:r>
-        <w:rPr>
-          <w:lang w:val="en-US"/>
-        </w:rPr>
-        <w:t xml:space="preserve"> 304042245   </w:t>
-      </w:r>
-      <w:r>
-        <w:t>ОКЭД</w:t>
-      </w:r>
-      <w:r>
-        <w:rPr>
-          <w:lang w:val="en-US"/>
-        </w:rPr>
-        <w:t xml:space="preserve"> 42110   </w:t>
-      </w:r>
-      <w:r>
-        <w:t>РКП</w:t>
-      </w:r>
-      <w:r>
-        <w:rPr>
-          <w:lang w:val="en-US"/>
-        </w:rPr>
-        <w:t xml:space="preserve"> </w:t>
-      </w:r>
-      <w:r>
-        <w:t>НДС</w:t>
-      </w:r>
-      <w:r>
-        <w:rPr>
-          <w:lang w:val="en-US"/>
-        </w:rPr>
-        <w:t xml:space="preserve"> 326030009014</w:t>
-      </w:r>
-    </w:p>
-    <w:p>
-      <w:pPr>
-        <w:jc w:val="center"/>
-        <w:rPr>
-          <w:b/>
-          <w:sz w:val="20"/>
-          <w:szCs w:val="20"/>
-          <w:lang w:val="en-US"/>
         </w:rPr>
       </w:pPr>
     </w:p>
@@ -364,7 +198,6 @@
                 <w:rFonts w:cs="Times New Roman"/>
                 <w:sz w:val="22"/>
                 <w:szCs w:val="22"/>
-                <w:lang w:val="en-US"/>
               </w:rPr>
             </w:pPr>
           </w:p>
@@ -564,7 +397,7 @@
                 <w:b/>
                 <w:sz w:val="22"/>
                 <w:szCs w:val="22"/>
-                <w:lang w:eastAsia="ru-RU"/>
+                <w:lang w:val="en-US" w:eastAsia="ru-RU"/>
               </w:rPr>
             </w:pPr>
             <w:r>
@@ -583,7 +416,7 @@
                 <w:b/>
                 <w:sz w:val="22"/>
                 <w:szCs w:val="22"/>
-                <w:lang w:eastAsia="ru-RU"/>
+                <w:lang w:val="en-US" w:eastAsia="ru-RU"/>
               </w:rPr>
               <w:t xml:space="preserve">: </w:t>
             </w:r>
@@ -594,7 +427,7 @@
                 <w:b/>
                 <w:sz w:val="22"/>
                 <w:szCs w:val="22"/>
-                <w:lang w:eastAsia="ru-RU"/>
+                <w:lang w:val="en-US" w:eastAsia="ru-RU"/>
               </w:rPr>
               <w:t xml:space="preserve">{{ </w:t>
             </w:r>
@@ -605,7 +438,7 @@
                 <w:b/>
                 <w:sz w:val="22"/>
                 <w:szCs w:val="22"/>
-                <w:lang w:eastAsia="ru-RU"/>
+                <w:lang w:val="en-US" w:eastAsia="ru-RU"/>
               </w:rPr>
               <w:t>client</w:t>
             </w:r>
@@ -616,7 +449,7 @@
                 <w:b/>
                 <w:sz w:val="22"/>
                 <w:szCs w:val="22"/>
-                <w:lang w:eastAsia="ru-RU"/>
+                <w:lang w:val="en-US" w:eastAsia="ru-RU"/>
               </w:rPr>
               <w:t>_fio</w:t>
             </w:r>
@@ -627,7 +460,7 @@
                 <w:b/>
                 <w:sz w:val="22"/>
                 <w:szCs w:val="22"/>
-                <w:lang w:eastAsia="ru-RU"/>
+                <w:lang w:val="en-US" w:eastAsia="ru-RU"/>
               </w:rPr>
               <w:t xml:space="preserve"> }}</w:t>
             </w:r>
@@ -643,7 +476,7 @@
                 <w:b/>
                 <w:sz w:val="22"/>
                 <w:szCs w:val="22"/>
-                <w:lang w:eastAsia="ru-RU"/>
+                <w:lang w:val="en-US" w:eastAsia="ru-RU"/>
               </w:rPr>
             </w:pPr>
             <w:r>
@@ -654,7 +487,7 @@
                 <w:szCs w:val="22"/>
                 <w:lang w:eastAsia="ru-RU"/>
               </w:rPr>
-              <w:t xml:space="preserve">Адрес: </w:t>
+              <w:t>Адрес</w:t>
             </w:r>
             <w:r>
               <w:rPr>
@@ -662,7 +495,17 @@
                 <w:b/>
                 <w:sz w:val="22"/>
                 <w:szCs w:val="22"/>
-                <w:lang w:eastAsia="ru-RU"/>
+                <w:lang w:val="en-US" w:eastAsia="ru-RU"/>
+              </w:rPr>
+              <w:t xml:space="preserve">: </w:t>
+            </w:r>
+            <w:r>
+              <w:rPr>
+                <w:rFonts w:cs="Times New Roman"/>
+                <w:b/>
+                <w:sz w:val="22"/>
+                <w:szCs w:val="22"/>
+                <w:lang w:val="en-US" w:eastAsia="ru-RU"/>
               </w:rPr>
               <w:t>{{</w:t>
             </w:r>
@@ -673,7 +516,7 @@
                 <w:b/>
                 <w:sz w:val="22"/>
                 <w:szCs w:val="22"/>
-                <w:lang w:eastAsia="ru-RU"/>
+                <w:lang w:val="en-US" w:eastAsia="ru-RU"/>
               </w:rPr>
               <w:t>client_adress</w:t>
             </w:r>
@@ -684,7 +527,7 @@
                 <w:b/>
                 <w:sz w:val="22"/>
                 <w:szCs w:val="22"/>
-                <w:lang w:eastAsia="ru-RU"/>
+                <w:lang w:val="en-US" w:eastAsia="ru-RU"/>
               </w:rPr>
               <w:t>}}</w:t>
             </w:r>
@@ -794,7 +637,7 @@
           <w:sz w:val="22"/>
           <w:szCs w:val="22"/>
         </w:rPr>
-        <w:t>{{house_</w:t>
+        <w:t>{{</w:t>
       </w:r>
       <w:proofErr w:type="spellStart"/>
       <w:r>
@@ -802,7 +645,7 @@
           <w:sz w:val="22"/>
           <w:szCs w:val="22"/>
         </w:rPr>
-        <w:t>adress</w:t>
+        <w:t>house_adress</w:t>
       </w:r>
       <w:proofErr w:type="spellEnd"/>
       <w:r>
@@ -824,7 +667,7 @@
           <w:sz w:val="22"/>
           <w:szCs w:val="22"/>
         </w:rPr>
-        <w:t xml:space="preserve"> согласно Договору долевого участия в строительстве </w:t>
+        <w:t xml:space="preserve">согласно Договору долевого участия в строительстве </w:t>
       </w:r>
       <w:r>
         <w:rPr>
@@ -1260,103 +1103,85 @@
           <w:b/>
           <w:sz w:val="22"/>
           <w:szCs w:val="22"/>
-        </w:rPr>
-      </w:pPr>
-      <w:r>
-        <w:rPr>
-          <w:b/>
-          <w:sz w:val="22"/>
-          <w:szCs w:val="22"/>
+          <w:highlight w:val="yellow"/>
+        </w:rPr>
+      </w:pPr>
+      <w:r>
+        <w:rPr>
+          <w:b/>
         </w:rPr>
         <w:t>ООО</w:t>
       </w:r>
       <w:r>
         <w:rPr>
           <w:b/>
-          <w:sz w:val="22"/>
-          <w:szCs w:val="22"/>
         </w:rPr>
         <w:t xml:space="preserve"> «</w:t>
       </w:r>
       <w:r>
         <w:rPr>
+          <w:rFonts w:eastAsia="Batang"/>
           <w:b/>
           <w:bCs/>
-          <w:sz w:val="22"/>
-          <w:szCs w:val="22"/>
-          <w:lang w:val="en-US"/>
-        </w:rPr>
-        <w:t>UNIQUE</w:t>
-      </w:r>
-      <w:r>
-        <w:rPr>
+          <w:lang w:val="en-US" w:eastAsia="ko-KR"/>
+        </w:rPr>
+        <w:t>YANGI</w:t>
+      </w:r>
+      <w:r>
+        <w:rPr>
+          <w:rFonts w:eastAsia="Batang"/>
           <w:b/>
           <w:bCs/>
-          <w:sz w:val="22"/>
-          <w:szCs w:val="22"/>
+          <w:lang w:eastAsia="ko-KR"/>
         </w:rPr>
         <w:t xml:space="preserve"> </w:t>
       </w:r>
       <w:r>
         <w:rPr>
+          <w:rFonts w:eastAsia="Batang"/>
           <w:b/>
           <w:bCs/>
-          <w:sz w:val="22"/>
-          <w:szCs w:val="22"/>
-          <w:lang w:val="en-US"/>
-        </w:rPr>
-        <w:t>TRADE</w:t>
-      </w:r>
-      <w:r>
-        <w:rPr>
+          <w:lang w:val="en-US" w:eastAsia="ko-KR"/>
+        </w:rPr>
+        <w:t>ZAMON</w:t>
+      </w:r>
+      <w:r>
+        <w:rPr>
+          <w:rFonts w:eastAsia="Batang"/>
           <w:b/>
           <w:bCs/>
-          <w:sz w:val="22"/>
-          <w:szCs w:val="22"/>
+          <w:lang w:eastAsia="ko-KR"/>
         </w:rPr>
         <w:t xml:space="preserve"> </w:t>
       </w:r>
       <w:proofErr w:type="gramStart"/>
       <w:r>
         <w:rPr>
+          <w:rFonts w:eastAsia="Batang"/>
           <w:b/>
           <w:bCs/>
-          <w:sz w:val="22"/>
-          <w:szCs w:val="22"/>
-          <w:lang w:val="en-US"/>
-        </w:rPr>
-        <w:t>BUSINESS</w:t>
-      </w:r>
-      <w:r>
-        <w:rPr>
-          <w:b/>
-          <w:sz w:val="22"/>
-          <w:szCs w:val="22"/>
+          <w:lang w:val="en-US" w:eastAsia="ko-KR"/>
+        </w:rPr>
+        <w:t>BINO</w:t>
+      </w:r>
+      <w:r>
+        <w:rPr>
+          <w:b/>
         </w:rPr>
         <w:t>»</w:t>
       </w:r>
       <w:r>
         <w:rPr>
-          <w:sz w:val="22"/>
-          <w:szCs w:val="22"/>
-        </w:rPr>
-        <w:t xml:space="preserve">   </w:t>
+          <w:b/>
+        </w:rPr>
+        <w:t>_</w:t>
       </w:r>
       <w:proofErr w:type="gramEnd"/>
       <w:r>
         <w:rPr>
-          <w:sz w:val="22"/>
-          <w:szCs w:val="22"/>
-        </w:rPr>
-        <w:t xml:space="preserve">                                     </w:t>
-      </w:r>
-      <w:r>
-        <w:rPr>
-          <w:b/>
-          <w:sz w:val="22"/>
-          <w:szCs w:val="22"/>
-        </w:rPr>
-        <w:t>______________</w:t>
+          <w:b/>
+        </w:rPr>
+        <w:t>_____________________________________</w:t>
       </w:r>
     </w:p>
     <w:p>

--- a/app/templates/docx/readiness_template.docx
+++ b/app/templates/docx/readiness_template.docx
@@ -30,45 +30,7 @@
           <w:szCs w:val="32"/>
           <w:lang w:val="en-US"/>
         </w:rPr>
-        <w:t>YANGI</w:t>
-      </w:r>
-      <w:r>
-        <w:rPr>
-          <w:rFonts w:ascii="Times New Roman" w:hAnsi="Times New Roman"/>
-          <w:b/>
-          <w:sz w:val="32"/>
-          <w:szCs w:val="32"/>
-        </w:rPr>
-        <w:t xml:space="preserve"> </w:t>
-      </w:r>
-      <w:r>
-        <w:rPr>
-          <w:rFonts w:ascii="Times New Roman" w:hAnsi="Times New Roman"/>
-          <w:b/>
-          <w:sz w:val="32"/>
-          <w:szCs w:val="32"/>
-          <w:lang w:val="en-US"/>
-        </w:rPr>
-        <w:t>ZAMON</w:t>
-      </w:r>
-      <w:r>
-        <w:rPr>
-          <w:rFonts w:ascii="Times New Roman" w:hAnsi="Times New Roman"/>
-          <w:b/>
-          <w:sz w:val="32"/>
-          <w:szCs w:val="32"/>
-        </w:rPr>
-        <w:t xml:space="preserve"> </w:t>
-      </w:r>
-      <w:r>
-        <w:rPr>
-          <w:rFonts w:ascii="Times New Roman" w:hAnsi="Times New Roman"/>
-          <w:b/>
-          <w:sz w:val="32"/>
-          <w:szCs w:val="32"/>
-          <w:lang w:val="en-US"/>
-        </w:rPr>
-        <w:t>BINO</w:t>
+        <w:t>YANGI ZAMON BINO</w:t>
       </w:r>
       <w:r>
         <w:rPr>
@@ -109,48 +71,6 @@
       <w:proofErr w:type="spellEnd"/>
       <w:r>
         <w:t xml:space="preserve"> 95</w:t>
-      </w:r>
-    </w:p>
-    <w:p>
-      <w:pPr>
-        <w:pBdr>
-          <w:bottom w:val="single" w:sz="4" w:space="1" w:color="auto"/>
-        </w:pBdr>
-        <w:contextualSpacing/>
-        <w:jc w:val="center"/>
-      </w:pPr>
-      <w:r>
-        <w:t>р/с 2020 8000 6006 9369 1002</w:t>
-      </w:r>
-    </w:p>
-    <w:p>
-      <w:pPr>
-        <w:pBdr>
-          <w:bottom w:val="single" w:sz="4" w:space="1" w:color="auto"/>
-        </w:pBdr>
-        <w:contextualSpacing/>
-        <w:jc w:val="center"/>
-      </w:pPr>
-      <w:r>
-        <w:t xml:space="preserve">в ЧАКБ «ORIENT FINANS» </w:t>
-      </w:r>
-      <w:proofErr w:type="spellStart"/>
-      <w:r>
-        <w:t>Юнусабадский</w:t>
-      </w:r>
-      <w:proofErr w:type="spellEnd"/>
-      <w:r>
-        <w:t xml:space="preserve"> ф-л МФО 01075 </w:t>
-      </w:r>
-      <w:r>
-        <w:br/>
-        <w:t>ИНН 304 424</w:t>
-      </w:r>
-      <w:r>
-        <w:t> </w:t>
-      </w:r>
-      <w:r>
-        <w:t>670</w:t>
       </w:r>
     </w:p>
     <w:p>
@@ -195,7 +115,6 @@
           <w:p>
             <w:pPr>
               <w:rPr>
-                <w:rFonts w:cs="Times New Roman"/>
                 <w:sz w:val="22"/>
                 <w:szCs w:val="22"/>
               </w:rPr>
@@ -215,42 +134,36 @@
               </w:tabs>
               <w:ind w:right="709"/>
               <w:rPr>
-                <w:rFonts w:cs="Times New Roman"/>
-                <w:b/>
-                <w:sz w:val="22"/>
-                <w:szCs w:val="22"/>
-                <w:lang w:eastAsia="ru-RU"/>
+                <w:b/>
+                <w:sz w:val="22"/>
+                <w:szCs w:val="22"/>
               </w:rPr>
             </w:pPr>
             <w:r>
               <w:rPr>
-                <w:rFonts w:cs="Times New Roman"/>
-                <w:b/>
-                <w:sz w:val="22"/>
-                <w:szCs w:val="22"/>
-                <w:lang w:eastAsia="ru-RU"/>
-              </w:rPr>
-              <w:t xml:space="preserve">№ </w:t>
+                <w:b/>
+                <w:sz w:val="22"/>
+                <w:szCs w:val="22"/>
+              </w:rPr>
+              <w:t>№ {{</w:t>
             </w:r>
+            <w:proofErr w:type="spellStart"/>
             <w:r>
               <w:rPr>
-                <w:rFonts w:cs="Times New Roman"/>
-                <w:b/>
-                <w:sz w:val="22"/>
-                <w:szCs w:val="22"/>
-                <w:lang w:eastAsia="ru-RU"/>
-              </w:rPr>
-              <w:t>{{notification_id}}</w:t>
+                <w:b/>
+                <w:sz w:val="22"/>
+                <w:szCs w:val="22"/>
+              </w:rPr>
+              <w:t>notification_id</w:t>
             </w:r>
+            <w:proofErr w:type="spellEnd"/>
             <w:r>
               <w:rPr>
-                <w:rFonts w:cs="Times New Roman"/>
-                <w:b/>
-                <w:sz w:val="22"/>
-                <w:szCs w:val="22"/>
-                <w:lang w:eastAsia="ru-RU"/>
-              </w:rPr>
-              <w:t xml:space="preserve"> </w:t>
+                <w:b/>
+                <w:sz w:val="22"/>
+                <w:szCs w:val="22"/>
+              </w:rPr>
+              <w:t xml:space="preserve">}} </w:t>
             </w:r>
           </w:p>
           <w:p>
@@ -260,112 +173,72 @@
               </w:tabs>
               <w:ind w:right="709"/>
               <w:rPr>
-                <w:rFonts w:cs="Times New Roman"/>
-                <w:b/>
-                <w:sz w:val="22"/>
-                <w:szCs w:val="22"/>
-                <w:lang w:eastAsia="ru-RU"/>
+                <w:b/>
+                <w:sz w:val="22"/>
+                <w:szCs w:val="22"/>
               </w:rPr>
             </w:pPr>
             <w:r>
               <w:rPr>
-                <w:rFonts w:cs="Times New Roman"/>
-                <w:b/>
-                <w:sz w:val="22"/>
-                <w:szCs w:val="22"/>
-                <w:lang w:eastAsia="ru-RU"/>
-              </w:rPr>
-              <w:t>от</w:t>
+                <w:b/>
+                <w:sz w:val="22"/>
+                <w:szCs w:val="22"/>
+              </w:rPr>
+              <w:t>от «{{</w:t>
             </w:r>
+            <w:proofErr w:type="spellStart"/>
             <w:r>
               <w:rPr>
-                <w:rFonts w:cs="Times New Roman"/>
-                <w:b/>
-                <w:sz w:val="22"/>
-                <w:szCs w:val="22"/>
-                <w:lang w:eastAsia="ru-RU"/>
-              </w:rPr>
-              <w:t xml:space="preserve"> «</w:t>
+                <w:b/>
+                <w:sz w:val="22"/>
+                <w:szCs w:val="22"/>
+              </w:rPr>
+              <w:t>next_day</w:t>
             </w:r>
+            <w:proofErr w:type="spellEnd"/>
             <w:r>
               <w:rPr>
-                <w:rFonts w:cs="Times New Roman"/>
-                <w:b/>
-                <w:sz w:val="22"/>
-                <w:szCs w:val="22"/>
-                <w:lang w:eastAsia="ru-RU"/>
-              </w:rPr>
-              <w:t>{{next_day}}</w:t>
+                <w:b/>
+                <w:sz w:val="22"/>
+                <w:szCs w:val="22"/>
+              </w:rPr>
+              <w:t>}}» {{</w:t>
             </w:r>
+            <w:proofErr w:type="spellStart"/>
             <w:r>
               <w:rPr>
-                <w:rFonts w:cs="Times New Roman"/>
-                <w:b/>
-                <w:sz w:val="22"/>
-                <w:szCs w:val="22"/>
-                <w:lang w:eastAsia="ru-RU"/>
-              </w:rPr>
-              <w:t xml:space="preserve">» </w:t>
+                <w:b/>
+                <w:sz w:val="22"/>
+                <w:szCs w:val="22"/>
+              </w:rPr>
+              <w:t>month</w:t>
             </w:r>
+            <w:proofErr w:type="spellEnd"/>
             <w:r>
               <w:rPr>
-                <w:rFonts w:cs="Times New Roman"/>
-                <w:b/>
-                <w:sz w:val="22"/>
-                <w:szCs w:val="22"/>
-                <w:lang w:eastAsia="ru-RU"/>
-              </w:rPr>
-              <w:t>{{month}}</w:t>
+                <w:b/>
+                <w:sz w:val="22"/>
+                <w:szCs w:val="22"/>
+              </w:rPr>
+              <w:t>}} {{</w:t>
             </w:r>
+            <w:proofErr w:type="spellStart"/>
             <w:r>
               <w:rPr>
-                <w:rFonts w:cs="Times New Roman"/>
-                <w:b/>
-                <w:sz w:val="22"/>
-                <w:szCs w:val="22"/>
-                <w:lang w:eastAsia="ru-RU"/>
-              </w:rPr>
-              <w:t xml:space="preserve"> </w:t>
+                <w:b/>
+                <w:sz w:val="22"/>
+                <w:szCs w:val="22"/>
+              </w:rPr>
+              <w:t>year</w:t>
             </w:r>
+            <w:proofErr w:type="spellEnd"/>
             <w:r>
               <w:rPr>
-                <w:rFonts w:cs="Times New Roman"/>
-                <w:b/>
-                <w:sz w:val="22"/>
-                <w:szCs w:val="22"/>
-                <w:lang w:eastAsia="ru-RU"/>
-              </w:rPr>
-              <w:t>{{year}}</w:t>
-            </w:r>
-            <w:r>
-              <w:rPr>
-                <w:rFonts w:cs="Times New Roman"/>
-                <w:b/>
-                <w:sz w:val="22"/>
-                <w:szCs w:val="22"/>
-                <w:lang w:eastAsia="ru-RU"/>
-              </w:rPr>
-              <w:t xml:space="preserve"> </w:t>
-            </w:r>
-            <w:r>
-              <w:rPr>
-                <w:rFonts w:cs="Times New Roman"/>
-                <w:b/>
-                <w:sz w:val="22"/>
-                <w:szCs w:val="22"/>
-                <w:lang w:eastAsia="ru-RU"/>
-              </w:rPr>
-              <w:t>г</w:t>
-            </w:r>
-            <w:r>
-              <w:rPr>
-                <w:rFonts w:cs="Times New Roman"/>
-                <w:b/>
-                <w:sz w:val="22"/>
-                <w:szCs w:val="22"/>
-                <w:lang w:eastAsia="ru-RU"/>
-              </w:rPr>
-              <w:t>.</w:t>
+                <w:b/>
+                <w:sz w:val="22"/>
+                <w:szCs w:val="22"/>
+              </w:rPr>
+              <w:t>}} г.</w:t>
             </w:r>
           </w:p>
           <w:p>
@@ -375,11 +248,9 @@
               </w:tabs>
               <w:ind w:right="709"/>
               <w:rPr>
-                <w:rFonts w:cs="Times New Roman"/>
-                <w:b/>
-                <w:sz w:val="22"/>
-                <w:szCs w:val="22"/>
-                <w:lang w:eastAsia="ru-RU"/>
+                <w:b/>
+                <w:sz w:val="22"/>
+                <w:szCs w:val="22"/>
               </w:rPr>
             </w:pPr>
           </w:p>
@@ -388,79 +259,72 @@
           <w:tcPr>
             <w:tcW w:w="4957" w:type="dxa"/>
             <w:gridSpan w:val="2"/>
+            <w:hideMark/>
           </w:tcPr>
           <w:p>
             <w:pPr>
               <w:ind w:right="709"/>
               <w:rPr>
-                <w:rFonts w:cs="Times New Roman"/>
-                <w:b/>
-                <w:sz w:val="22"/>
-                <w:szCs w:val="22"/>
-                <w:lang w:val="en-US" w:eastAsia="ru-RU"/>
+                <w:b/>
+                <w:sz w:val="22"/>
+                <w:szCs w:val="22"/>
+                <w:lang w:val="en-US"/>
               </w:rPr>
             </w:pPr>
             <w:r>
               <w:rPr>
-                <w:rFonts w:cs="Times New Roman"/>
-                <w:b/>
-                <w:sz w:val="22"/>
-                <w:szCs w:val="22"/>
-                <w:lang w:eastAsia="ru-RU"/>
+                <w:b/>
+                <w:sz w:val="22"/>
+                <w:szCs w:val="22"/>
               </w:rPr>
               <w:t>Кому</w:t>
             </w:r>
             <w:r>
               <w:rPr>
-                <w:rFonts w:cs="Times New Roman"/>
-                <w:b/>
-                <w:sz w:val="22"/>
-                <w:szCs w:val="22"/>
-                <w:lang w:val="en-US" w:eastAsia="ru-RU"/>
+                <w:b/>
+                <w:sz w:val="22"/>
+                <w:szCs w:val="22"/>
+                <w:lang w:val="en-US"/>
               </w:rPr>
               <w:t xml:space="preserve">: </w:t>
             </w:r>
             <w:proofErr w:type="gramStart"/>
             <w:r>
               <w:rPr>
-                <w:rFonts w:cs="Times New Roman"/>
-                <w:b/>
-                <w:sz w:val="22"/>
-                <w:szCs w:val="22"/>
-                <w:lang w:val="en-US" w:eastAsia="ru-RU"/>
+                <w:b/>
+                <w:sz w:val="22"/>
+                <w:szCs w:val="22"/>
+                <w:lang w:val="en-US"/>
               </w:rPr>
               <w:t xml:space="preserve">{{ </w:t>
             </w:r>
             <w:proofErr w:type="spellStart"/>
             <w:r>
               <w:rPr>
-                <w:rFonts w:cs="Times New Roman"/>
-                <w:b/>
-                <w:sz w:val="22"/>
-                <w:szCs w:val="22"/>
-                <w:lang w:val="en-US" w:eastAsia="ru-RU"/>
+                <w:b/>
+                <w:sz w:val="22"/>
+                <w:szCs w:val="22"/>
+                <w:lang w:val="en-US"/>
               </w:rPr>
               <w:t>client</w:t>
             </w:r>
             <w:proofErr w:type="gramEnd"/>
             <w:r>
               <w:rPr>
-                <w:rFonts w:cs="Times New Roman"/>
-                <w:b/>
-                <w:sz w:val="22"/>
-                <w:szCs w:val="22"/>
-                <w:lang w:val="en-US" w:eastAsia="ru-RU"/>
+                <w:b/>
+                <w:sz w:val="22"/>
+                <w:szCs w:val="22"/>
+                <w:lang w:val="en-US"/>
               </w:rPr>
               <w:t>_fio</w:t>
             </w:r>
             <w:proofErr w:type="spellEnd"/>
             <w:r>
               <w:rPr>
-                <w:rFonts w:cs="Times New Roman"/>
-                <w:b/>
-                <w:sz w:val="22"/>
-                <w:szCs w:val="22"/>
-                <w:lang w:val="en-US" w:eastAsia="ru-RU"/>
+                <w:b/>
+                <w:sz w:val="22"/>
+                <w:szCs w:val="22"/>
+                <w:lang w:val="en-US"/>
               </w:rPr>
               <w:t xml:space="preserve"> }}</w:t>
             </w:r>
@@ -472,62 +336,46 @@
               </w:tabs>
               <w:ind w:right="709"/>
               <w:rPr>
-                <w:rFonts w:cs="Times New Roman"/>
-                <w:b/>
-                <w:sz w:val="22"/>
-                <w:szCs w:val="22"/>
-                <w:lang w:val="en-US" w:eastAsia="ru-RU"/>
+                <w:b/>
+                <w:sz w:val="22"/>
+                <w:szCs w:val="22"/>
+                <w:lang w:val="en-US"/>
               </w:rPr>
             </w:pPr>
             <w:r>
               <w:rPr>
-                <w:rFonts w:cs="Times New Roman"/>
-                <w:b/>
-                <w:sz w:val="22"/>
-                <w:szCs w:val="22"/>
-                <w:lang w:eastAsia="ru-RU"/>
+                <w:b/>
+                <w:sz w:val="22"/>
+                <w:szCs w:val="22"/>
               </w:rPr>
               <w:t>Адрес</w:t>
             </w:r>
             <w:r>
               <w:rPr>
-                <w:rFonts w:cs="Times New Roman"/>
-                <w:b/>
-                <w:sz w:val="22"/>
-                <w:szCs w:val="22"/>
-                <w:lang w:val="en-US" w:eastAsia="ru-RU"/>
-              </w:rPr>
-              <w:t xml:space="preserve">: </w:t>
-            </w:r>
-            <w:r>
-              <w:rPr>
-                <w:rFonts w:cs="Times New Roman"/>
-                <w:b/>
-                <w:sz w:val="22"/>
-                <w:szCs w:val="22"/>
-                <w:lang w:val="en-US" w:eastAsia="ru-RU"/>
-              </w:rPr>
-              <w:t>{{</w:t>
+                <w:b/>
+                <w:sz w:val="22"/>
+                <w:szCs w:val="22"/>
+                <w:lang w:val="en-US"/>
+              </w:rPr>
+              <w:t>: {{</w:t>
             </w:r>
             <w:proofErr w:type="spellStart"/>
             <w:r>
               <w:rPr>
-                <w:rFonts w:cs="Times New Roman"/>
-                <w:b/>
-                <w:sz w:val="22"/>
-                <w:szCs w:val="22"/>
-                <w:lang w:val="en-US" w:eastAsia="ru-RU"/>
+                <w:b/>
+                <w:sz w:val="22"/>
+                <w:szCs w:val="22"/>
+                <w:lang w:val="en-US"/>
               </w:rPr>
               <w:t>client_adress</w:t>
             </w:r>
             <w:proofErr w:type="spellEnd"/>
             <w:r>
               <w:rPr>
-                <w:rFonts w:cs="Times New Roman"/>
-                <w:b/>
-                <w:sz w:val="22"/>
-                <w:szCs w:val="22"/>
-                <w:lang w:val="en-US" w:eastAsia="ru-RU"/>
+                <w:b/>
+                <w:sz w:val="22"/>
+                <w:szCs w:val="22"/>
+                <w:lang w:val="en-US"/>
               </w:rPr>
               <w:t>}}</w:t>
             </w:r>
@@ -556,7 +404,7 @@
     </w:p>
     <w:p>
       <w:pPr>
-        <w:spacing w:line="256" w:lineRule="auto"/>
+        <w:spacing w:line="254" w:lineRule="auto"/>
         <w:rPr>
           <w:rFonts w:eastAsia="Calibri"/>
           <w:sz w:val="22"/>
@@ -582,16 +430,7 @@
           <w:sz w:val="22"/>
           <w:szCs w:val="22"/>
         </w:rPr>
-        <w:t xml:space="preserve">Уведомление о </w:t>
-      </w:r>
-      <w:r>
-        <w:rPr>
-          <w:b/>
-          <w:bCs/>
-          <w:sz w:val="22"/>
-          <w:szCs w:val="22"/>
-        </w:rPr>
-        <w:t>готовности Объекта</w:t>
+        <w:t>Уведомление о готовности Объекта</w:t>
       </w:r>
     </w:p>
     <w:p>
@@ -616,28 +455,7 @@
           <w:sz w:val="22"/>
           <w:szCs w:val="22"/>
         </w:rPr>
-        <w:t xml:space="preserve">             Настоящим уведомляем Вас</w:t>
-      </w:r>
-      <w:r>
-        <w:rPr>
-          <w:sz w:val="22"/>
-          <w:szCs w:val="22"/>
-        </w:rPr>
-        <w:t xml:space="preserve"> о готовности Застройщика передать приобретенный Вами объект недвижимости, </w:t>
-      </w:r>
-      <w:r>
-        <w:rPr>
-          <w:sz w:val="22"/>
-          <w:szCs w:val="22"/>
-        </w:rPr>
-        <w:t xml:space="preserve">расположенного по адресу: </w:t>
-      </w:r>
-      <w:r>
-        <w:rPr>
-          <w:sz w:val="22"/>
-          <w:szCs w:val="22"/>
-        </w:rPr>
-        <w:t>{{</w:t>
+        <w:t xml:space="preserve">                         Настоящим уведомляем Вас о готовности Застройщика передать приобретенный Вами объект недвижимости, расположенного по адресу: {{</w:t>
       </w:r>
       <w:proofErr w:type="spellStart"/>
       <w:r>
@@ -653,63 +471,55 @@
           <w:sz w:val="22"/>
           <w:szCs w:val="22"/>
         </w:rPr>
-        <w:t>}}</w:t>
-      </w:r>
-      <w:r>
-        <w:rPr>
-          <w:sz w:val="22"/>
-          <w:szCs w:val="22"/>
-        </w:rPr>
-        <w:t xml:space="preserve"> </w:t>
-      </w:r>
-      <w:r>
-        <w:rPr>
-          <w:sz w:val="22"/>
-          <w:szCs w:val="22"/>
-        </w:rPr>
-        <w:t xml:space="preserve">согласно Договору долевого участия в строительстве </w:t>
-      </w:r>
-      <w:r>
-        <w:rPr>
-          <w:sz w:val="22"/>
-          <w:szCs w:val="22"/>
-        </w:rPr>
-        <w:t>жи</w:t>
-      </w:r>
-      <w:r>
-        <w:rPr>
-          <w:sz w:val="22"/>
-          <w:szCs w:val="22"/>
-        </w:rPr>
-        <w:t>л</w:t>
-      </w:r>
-      <w:r>
-        <w:rPr>
-          <w:sz w:val="22"/>
-          <w:szCs w:val="22"/>
-        </w:rPr>
-        <w:t>ого дома</w:t>
-      </w:r>
-      <w:r>
-        <w:rPr>
-          <w:sz w:val="22"/>
-          <w:szCs w:val="22"/>
-        </w:rPr>
-        <w:t xml:space="preserve"> </w:t>
-      </w:r>
-      <w:r>
-        <w:rPr>
-          <w:sz w:val="22"/>
-          <w:szCs w:val="22"/>
-        </w:rPr>
-        <w:t xml:space="preserve">{{ agreement_number }} от {{ agreement_date }} г. </w:t>
-      </w:r>
-      <w:r>
-        <w:rPr>
-          <w:sz w:val="22"/>
-          <w:szCs w:val="22"/>
-        </w:rPr>
-        <w:t>(далее «Договор»).</w:t>
+        <w:t xml:space="preserve">}} согласно Договору долевого участия в строительстве жилого дома </w:t>
+      </w:r>
+      <w:proofErr w:type="gramStart"/>
+      <w:r>
+        <w:rPr>
+          <w:sz w:val="22"/>
+          <w:szCs w:val="22"/>
+        </w:rPr>
+        <w:t xml:space="preserve">{{ </w:t>
+      </w:r>
+      <w:proofErr w:type="spellStart"/>
+      <w:r>
+        <w:rPr>
+          <w:sz w:val="22"/>
+          <w:szCs w:val="22"/>
+        </w:rPr>
+        <w:t>agreement</w:t>
+      </w:r>
+      <w:proofErr w:type="gramEnd"/>
+      <w:r>
+        <w:rPr>
+          <w:sz w:val="22"/>
+          <w:szCs w:val="22"/>
+        </w:rPr>
+        <w:t>_number</w:t>
+      </w:r>
+      <w:proofErr w:type="spellEnd"/>
+      <w:r>
+        <w:rPr>
+          <w:sz w:val="22"/>
+          <w:szCs w:val="22"/>
+        </w:rPr>
+        <w:t xml:space="preserve"> }} от {{ </w:t>
+      </w:r>
+      <w:proofErr w:type="spellStart"/>
+      <w:r>
+        <w:rPr>
+          <w:sz w:val="22"/>
+          <w:szCs w:val="22"/>
+        </w:rPr>
+        <w:t>agreement_date</w:t>
+      </w:r>
+      <w:proofErr w:type="spellEnd"/>
+      <w:r>
+        <w:rPr>
+          <w:sz w:val="22"/>
+          <w:szCs w:val="22"/>
+        </w:rPr>
+        <w:t xml:space="preserve"> }} г. (далее «Договор»).</w:t>
       </w:r>
     </w:p>
     <w:p>
@@ -734,245 +544,7 @@
           <w:sz w:val="22"/>
           <w:szCs w:val="22"/>
         </w:rPr>
-        <w:t>Пр</w:t>
-      </w:r>
-      <w:r>
-        <w:rPr>
-          <w:sz w:val="22"/>
-          <w:szCs w:val="22"/>
-        </w:rPr>
-        <w:t xml:space="preserve">осим </w:t>
-      </w:r>
-      <w:r>
-        <w:rPr>
-          <w:sz w:val="22"/>
-          <w:szCs w:val="22"/>
-        </w:rPr>
-        <w:t>Ва</w:t>
-      </w:r>
-      <w:r>
-        <w:rPr>
-          <w:sz w:val="22"/>
-          <w:szCs w:val="22"/>
-        </w:rPr>
-        <w:t>с</w:t>
-      </w:r>
-      <w:r>
-        <w:rPr>
-          <w:sz w:val="22"/>
-          <w:szCs w:val="22"/>
-        </w:rPr>
-        <w:t xml:space="preserve"> </w:t>
-      </w:r>
-      <w:r>
-        <w:rPr>
-          <w:sz w:val="22"/>
-          <w:szCs w:val="22"/>
-        </w:rPr>
-        <w:t xml:space="preserve">явиться </w:t>
-      </w:r>
-      <w:r>
-        <w:rPr>
-          <w:sz w:val="22"/>
-          <w:szCs w:val="22"/>
-        </w:rPr>
-        <w:t xml:space="preserve">для </w:t>
-      </w:r>
-      <w:r>
-        <w:rPr>
-          <w:sz w:val="22"/>
-          <w:szCs w:val="22"/>
-        </w:rPr>
-        <w:t>принят</w:t>
-      </w:r>
-      <w:r>
-        <w:rPr>
-          <w:sz w:val="22"/>
-          <w:szCs w:val="22"/>
-        </w:rPr>
-        <w:t>ия</w:t>
-      </w:r>
-      <w:r>
-        <w:rPr>
-          <w:sz w:val="22"/>
-          <w:szCs w:val="22"/>
-        </w:rPr>
-        <w:t xml:space="preserve"> Объект</w:t>
-      </w:r>
-      <w:r>
-        <w:rPr>
-          <w:sz w:val="22"/>
-          <w:szCs w:val="22"/>
-        </w:rPr>
-        <w:t>а</w:t>
-      </w:r>
-      <w:r>
-        <w:rPr>
-          <w:sz w:val="22"/>
-          <w:szCs w:val="22"/>
-        </w:rPr>
-        <w:t xml:space="preserve"> недвижимости</w:t>
-      </w:r>
-      <w:r>
-        <w:rPr>
-          <w:sz w:val="22"/>
-          <w:szCs w:val="22"/>
-        </w:rPr>
-        <w:t>,</w:t>
-      </w:r>
-      <w:r>
-        <w:rPr>
-          <w:sz w:val="22"/>
-          <w:szCs w:val="22"/>
-        </w:rPr>
-        <w:t xml:space="preserve"> </w:t>
-      </w:r>
-      <w:r>
-        <w:rPr>
-          <w:sz w:val="22"/>
-          <w:szCs w:val="22"/>
-        </w:rPr>
-        <w:t>подписани</w:t>
-      </w:r>
-      <w:r>
-        <w:rPr>
-          <w:sz w:val="22"/>
-          <w:szCs w:val="22"/>
-        </w:rPr>
-        <w:t>я</w:t>
-      </w:r>
-      <w:r>
-        <w:rPr>
-          <w:sz w:val="22"/>
-          <w:szCs w:val="22"/>
-        </w:rPr>
-        <w:t xml:space="preserve"> </w:t>
-      </w:r>
-      <w:r>
-        <w:rPr>
-          <w:sz w:val="22"/>
-          <w:szCs w:val="22"/>
-        </w:rPr>
-        <w:t>акт</w:t>
-      </w:r>
-      <w:r>
-        <w:rPr>
-          <w:sz w:val="22"/>
-          <w:szCs w:val="22"/>
-        </w:rPr>
-        <w:t>а</w:t>
-      </w:r>
-      <w:r>
-        <w:rPr>
-          <w:sz w:val="22"/>
-          <w:szCs w:val="22"/>
-        </w:rPr>
-        <w:t xml:space="preserve"> приемки-передачи Объекта</w:t>
-      </w:r>
-      <w:r>
-        <w:rPr>
-          <w:sz w:val="22"/>
-          <w:szCs w:val="22"/>
-        </w:rPr>
-        <w:t xml:space="preserve"> и последующего нотариального оформления договора купли-продажи Объекта </w:t>
-      </w:r>
-      <w:r>
-        <w:rPr>
-          <w:sz w:val="22"/>
-          <w:szCs w:val="22"/>
-        </w:rPr>
-        <w:t xml:space="preserve">в </w:t>
-      </w:r>
-      <w:r>
-        <w:rPr>
-          <w:sz w:val="22"/>
-          <w:szCs w:val="22"/>
-        </w:rPr>
-        <w:t xml:space="preserve">течение </w:t>
-      </w:r>
-      <w:r>
-        <w:rPr>
-          <w:sz w:val="22"/>
-          <w:szCs w:val="22"/>
-        </w:rPr>
-        <w:t xml:space="preserve">30 </w:t>
-      </w:r>
-      <w:r>
-        <w:rPr>
-          <w:sz w:val="22"/>
-          <w:szCs w:val="22"/>
-        </w:rPr>
-        <w:t>дней с даты настоящего уведомления</w:t>
-      </w:r>
-      <w:r>
-        <w:rPr>
-          <w:sz w:val="22"/>
-          <w:szCs w:val="22"/>
-        </w:rPr>
-        <w:t>,</w:t>
-      </w:r>
-      <w:r>
-        <w:rPr>
-          <w:sz w:val="22"/>
-          <w:szCs w:val="22"/>
-        </w:rPr>
-        <w:t xml:space="preserve"> </w:t>
-      </w:r>
-      <w:r>
-        <w:rPr>
-          <w:sz w:val="22"/>
-          <w:szCs w:val="22"/>
-        </w:rPr>
-        <w:t>предварительно согласовав время визита</w:t>
-      </w:r>
-      <w:r>
-        <w:rPr>
-          <w:sz w:val="22"/>
-          <w:szCs w:val="22"/>
-        </w:rPr>
-        <w:t xml:space="preserve"> и локацию</w:t>
-      </w:r>
-      <w:r>
-        <w:rPr>
-          <w:sz w:val="22"/>
-          <w:szCs w:val="22"/>
-        </w:rPr>
-        <w:t xml:space="preserve"> с Департаментом Клиентского Сервиса</w:t>
-      </w:r>
-      <w:r>
-        <w:rPr>
-          <w:sz w:val="22"/>
-          <w:szCs w:val="22"/>
-        </w:rPr>
-        <w:t xml:space="preserve">, связавшись по </w:t>
-      </w:r>
-      <w:r>
-        <w:rPr>
-          <w:sz w:val="22"/>
-          <w:szCs w:val="22"/>
-        </w:rPr>
-        <w:t xml:space="preserve">номеру телефона: </w:t>
-      </w:r>
-      <w:r>
-        <w:rPr>
-          <w:sz w:val="22"/>
-          <w:szCs w:val="22"/>
-        </w:rPr>
-        <w:t xml:space="preserve">+998 </w:t>
-      </w:r>
-      <w:r>
-        <w:rPr>
-          <w:sz w:val="22"/>
-          <w:szCs w:val="22"/>
-        </w:rPr>
-        <w:t>78 148 51 15</w:t>
-      </w:r>
-      <w:r>
-        <w:rPr>
-          <w:sz w:val="22"/>
-          <w:szCs w:val="22"/>
-        </w:rPr>
-        <w:t>.</w:t>
+        <w:t>Просим Вас явиться для нотариального оформления договора купли-продажи Объекта в течение 30 дней с даты настоящего уведомления, предварительно согласовав время визита и локацию с Департаментом Клиентского Сервиса, связавшись по номеру телефона: +998 78 148 51 15.</w:t>
       </w:r>
     </w:p>
     <w:p>
@@ -1016,42 +588,23 @@
           <w:sz w:val="22"/>
           <w:szCs w:val="22"/>
         </w:rPr>
-        <w:t>В</w:t>
-      </w:r>
-      <w:r>
-        <w:rPr>
-          <w:sz w:val="22"/>
-          <w:szCs w:val="22"/>
-        </w:rPr>
-        <w:t xml:space="preserve"> случае уклонения, неявки или отказа Дольщика от принятия Объекта в сроки, установленные </w:t>
-      </w:r>
-      <w:r>
-        <w:rPr>
-          <w:sz w:val="22"/>
-          <w:szCs w:val="22"/>
-        </w:rPr>
-        <w:t>настоящим уведомлением</w:t>
-      </w:r>
-      <w:r>
-        <w:rPr>
-          <w:sz w:val="22"/>
-          <w:szCs w:val="22"/>
-        </w:rPr>
-        <w:t>, Застройщик вправе составить Односторонний акт</w:t>
-      </w:r>
-      <w:r>
-        <w:rPr>
-          <w:sz w:val="22"/>
-          <w:szCs w:val="22"/>
-        </w:rPr>
-        <w:t xml:space="preserve"> приемки-передачи</w:t>
-      </w:r>
-      <w:r>
-        <w:rPr>
-          <w:sz w:val="22"/>
-          <w:szCs w:val="22"/>
-        </w:rPr>
-        <w:t xml:space="preserve"> либо отказаться от исполнения Договора в одностороннем порядке.</w:t>
+        <w:t>В случае уклонения, неявки или отказа Дольщика от принятия Объекта в сроки, установленные настоящим уведомлением, Застройщик вправе составить Односторонний акт приемки-передачи либо отказаться от исполнения Договора в одностороннем порядке.</w:t>
+      </w:r>
+    </w:p>
+    <w:p>
+      <w:pPr>
+        <w:jc w:val="both"/>
+        <w:rPr>
+          <w:sz w:val="22"/>
+          <w:szCs w:val="22"/>
+        </w:rPr>
+      </w:pPr>
+      <w:r>
+        <w:rPr>
+          <w:sz w:val="22"/>
+          <w:szCs w:val="22"/>
+        </w:rPr>
+        <w:t xml:space="preserve"> </w:t>
       </w:r>
     </w:p>
     <w:p>
@@ -1110,13 +663,7 @@
         <w:rPr>
           <w:b/>
         </w:rPr>
-        <w:t>ООО</w:t>
-      </w:r>
-      <w:r>
-        <w:rPr>
-          <w:b/>
-        </w:rPr>
-        <w:t xml:space="preserve"> «</w:t>
+        <w:t>ООО «</w:t>
       </w:r>
       <w:r>
         <w:rPr>
@@ -1168,13 +715,7 @@
         <w:rPr>
           <w:b/>
         </w:rPr>
-        <w:t>»</w:t>
-      </w:r>
-      <w:r>
-        <w:rPr>
-          <w:b/>
-        </w:rPr>
-        <w:t>_</w:t>
+        <w:t>»_</w:t>
       </w:r>
       <w:proofErr w:type="gramEnd"/>
       <w:r>
@@ -1198,47 +739,7 @@
           <w:sz w:val="22"/>
           <w:szCs w:val="22"/>
         </w:rPr>
-        <w:t>Нигматов</w:t>
-      </w:r>
-      <w:r>
-        <w:rPr>
-          <w:b/>
-          <w:sz w:val="22"/>
-          <w:szCs w:val="22"/>
-        </w:rPr>
-        <w:t xml:space="preserve"> </w:t>
-      </w:r>
-      <w:r>
-        <w:rPr>
-          <w:b/>
-          <w:sz w:val="22"/>
-          <w:szCs w:val="22"/>
-        </w:rPr>
-        <w:t>Д</w:t>
-      </w:r>
-      <w:r>
-        <w:rPr>
-          <w:b/>
-          <w:sz w:val="22"/>
-          <w:szCs w:val="22"/>
-        </w:rPr>
-        <w:t>.</w:t>
-      </w:r>
-      <w:r>
-        <w:rPr>
-          <w:b/>
-          <w:sz w:val="22"/>
-          <w:szCs w:val="22"/>
-        </w:rPr>
-        <w:t>С</w:t>
-      </w:r>
-      <w:r>
-        <w:rPr>
-          <w:b/>
-          <w:sz w:val="22"/>
-          <w:szCs w:val="22"/>
-        </w:rPr>
-        <w:t>.</w:t>
+        <w:t>Нигматов Д.С.</w:t>
       </w:r>
     </w:p>
     <w:p>
@@ -1287,7 +788,7 @@
     </w:p>
     <w:p>
       <w:pPr>
-        <w:spacing w:line="256" w:lineRule="auto"/>
+        <w:spacing w:line="254" w:lineRule="auto"/>
         <w:rPr>
           <w:b/>
           <w:bCs/>
@@ -1308,7 +809,7 @@
     </w:p>
     <w:p>
       <w:pPr>
-        <w:spacing w:line="256" w:lineRule="auto"/>
+        <w:spacing w:line="254" w:lineRule="auto"/>
         <w:jc w:val="center"/>
         <w:rPr>
           <w:sz w:val="22"/>
@@ -1316,6 +817,7 @@
         </w:rPr>
       </w:pPr>
     </w:p>
+    <w:p/>
     <w:sectPr>
       <w:pgSz w:w="11906" w:h="16838"/>
       <w:pgMar w:top="709" w:right="849" w:bottom="1134" w:left="993" w:header="708" w:footer="708" w:gutter="0"/>
